--- a/reports/Final_Capstone_Report_Student_Attrition.docx
+++ b/reports/Final_Capstone_Report_Student_Attrition.docx
@@ -2,7 +2,7 @@
 <file path=word/document.xml><?xml version="1.0" encoding="utf-8"?>
 <w:document xmlns:w="http://schemas.openxmlformats.org/wordprocessingml/2006/main" xmlns:m="http://schemas.openxmlformats.org/officeDocument/2006/math" xmlns:r="http://schemas.openxmlformats.org/officeDocument/2006/relationships" xmlns:o="urn:schemas-microsoft-com:office:office" xmlns:v="urn:schemas-microsoft-com:vml" xmlns:w10="urn:schemas-microsoft-com:office:word" xmlns:a="http://schemas.openxmlformats.org/drawingml/2006/main" xmlns:pic="http://schemas.openxmlformats.org/drawingml/2006/picture" xmlns:wp="http://schemas.openxmlformats.org/drawingml/2006/wordprocessingDrawing">
   <w:body>
-    <w:bookmarkStart w:id="47" w:name="early-warning-for-student-attrition"/>
+    <w:bookmarkStart w:id="48" w:name="early-warning-for-student-attrition"/>
     <w:p>
       <w:pPr>
         <w:pStyle w:val="Heading1"/>
@@ -1640,7 +1640,7 @@
     </w:p>
     <w:bookmarkEnd w:id="35"/>
     <w:bookmarkEnd w:id="36"/>
-    <w:bookmarkStart w:id="42" w:name="fairness-evaluation"/>
+    <w:bookmarkStart w:id="43" w:name="fairness-evaluation"/>
     <w:p>
       <w:pPr>
         <w:pStyle w:val="Heading2"/>
@@ -2633,14 +2633,13 @@
       </w:r>
     </w:p>
     <w:bookmarkEnd w:id="41"/>
-    <w:bookmarkEnd w:id="42"/>
-    <w:bookmarkStart w:id="43" w:name="limited-capacity-intervention-analysis"/>
-    <w:p>
-      <w:pPr>
-        <w:pStyle w:val="Heading2"/>
-      </w:pPr>
-      <w:r>
-        <w:t xml:space="preserve">7. Limited-Capacity Intervention Analysis</w:t>
+    <w:bookmarkStart w:id="42" w:name="tested-feature-sensitivity-mitigation"/>
+    <w:p>
+      <w:pPr>
+        <w:pStyle w:val="Heading3"/>
+      </w:pPr>
+      <w:r>
+        <w:t xml:space="preserve">Tested Feature-Sensitivity Mitigation</w:t>
       </w:r>
     </w:p>
     <w:p>
@@ -2648,20 +2647,54 @@
         <w:pStyle w:val="FirstParagraph"/>
       </w:pPr>
       <w:r>
-        <w:t xml:space="preserve">To simulate a realistic setting where an institution can support only the highest-risk</w:t>
-      </w:r>
-      <w:r>
-        <w:t xml:space="preserve"> </w:t>
-      </w:r>
-      <w:r>
-        <w:rPr>
-          <w:bCs/>
-          <w:b/>
-        </w:rPr>
-        <w:t xml:space="preserve">10% of students</w:t>
-      </w:r>
-      <w:r>
-        <w:t xml:space="preserve">, the models are evaluated using a Top-10% intervention strategy.</w:t>
+        <w:t xml:space="preserve">Because</w:t>
+      </w:r>
+      <w:r>
+        <w:t xml:space="preserve"> </w:t>
+      </w:r>
+      <w:r>
+        <w:rPr>
+          <w:rStyle w:val="VerbatimChar"/>
+        </w:rPr>
+        <w:t xml:space="preserve">Gender</w:t>
+      </w:r>
+      <w:r>
+        <w:t xml:space="preserve">,</w:t>
+      </w:r>
+      <w:r>
+        <w:t xml:space="preserve"> </w:t>
+      </w:r>
+      <w:r>
+        <w:rPr>
+          <w:rStyle w:val="VerbatimChar"/>
+        </w:rPr>
+        <w:t xml:space="preserve">Age at enrollment</w:t>
+      </w:r>
+      <w:r>
+        <w:t xml:space="preserve">, and</w:t>
+      </w:r>
+      <w:r>
+        <w:t xml:space="preserve"> </w:t>
+      </w:r>
+      <w:r>
+        <w:rPr>
+          <w:rStyle w:val="VerbatimChar"/>
+        </w:rPr>
+        <w:t xml:space="preserve">Scholarship holder</w:t>
+      </w:r>
+      <w:r>
+        <w:t xml:space="preserve"> </w:t>
+      </w:r>
+      <w:r>
+        <w:t xml:space="preserve">were both model inputs and variables used in the fairness audit, an additional sensitivity analysis was performed.</w:t>
+      </w:r>
+    </w:p>
+    <w:p>
+      <w:pPr>
+        <w:pStyle w:val="BodyText"/>
+      </w:pPr>
+      <w:r>
+        <w:t xml:space="preserve">Both final Logistic Regression models were retrained after removing these three attributes.</w:t>
       </w:r>
     </w:p>
     <w:tbl>
@@ -2690,55 +2723,55 @@
               <w:jc w:val="left"/>
             </w:pPr>
             <w:r>
-              <w:t xml:space="preserve">Model Stage</w:t>
-            </w:r>
-          </w:p>
-        </w:tc>
-        <w:tc>
-          <w:tcPr/>
-          <w:p>
-            <w:pPr>
-              <w:pStyle w:val="Compact"/>
-              <w:jc w:val="right"/>
-            </w:pPr>
-            <w:r>
-              <w:t xml:space="preserve">Students Flagged</w:t>
-            </w:r>
-          </w:p>
-        </w:tc>
-        <w:tc>
-          <w:tcPr/>
-          <w:p>
-            <w:pPr>
-              <w:pStyle w:val="Compact"/>
-              <w:jc w:val="right"/>
-            </w:pPr>
-            <w:r>
-              <w:t xml:space="preserve">Dropouts Captured</w:t>
-            </w:r>
-          </w:p>
-        </w:tc>
-        <w:tc>
-          <w:tcPr/>
-          <w:p>
-            <w:pPr>
-              <w:pStyle w:val="Compact"/>
-              <w:jc w:val="right"/>
-            </w:pPr>
-            <w:r>
-              <w:t xml:space="preserve">Recall@Top10</w:t>
-            </w:r>
-          </w:p>
-        </w:tc>
-        <w:tc>
-          <w:tcPr/>
-          <w:p>
-            <w:pPr>
-              <w:pStyle w:val="Compact"/>
-              <w:jc w:val="right"/>
-            </w:pPr>
-            <w:r>
-              <w:t xml:space="preserve">Precision@Top10</w:t>
+              <w:t xml:space="preserve">Metric</w:t>
+            </w:r>
+          </w:p>
+        </w:tc>
+        <w:tc>
+          <w:tcPr/>
+          <w:p>
+            <w:pPr>
+              <w:pStyle w:val="Compact"/>
+              <w:jc w:val="right"/>
+            </w:pPr>
+            <w:r>
+              <w:t xml:space="preserve">Enrollment Original</w:t>
+            </w:r>
+          </w:p>
+        </w:tc>
+        <w:tc>
+          <w:tcPr/>
+          <w:p>
+            <w:pPr>
+              <w:pStyle w:val="Compact"/>
+              <w:jc w:val="right"/>
+            </w:pPr>
+            <w:r>
+              <w:t xml:space="preserve">Enrollment Reduced</w:t>
+            </w:r>
+          </w:p>
+        </w:tc>
+        <w:tc>
+          <w:tcPr/>
+          <w:p>
+            <w:pPr>
+              <w:pStyle w:val="Compact"/>
+              <w:jc w:val="right"/>
+            </w:pPr>
+            <w:r>
+              <w:t xml:space="preserve">Semester 1 Original</w:t>
+            </w:r>
+          </w:p>
+        </w:tc>
+        <w:tc>
+          <w:tcPr/>
+          <w:p>
+            <w:pPr>
+              <w:pStyle w:val="Compact"/>
+              <w:jc w:val="right"/>
+            </w:pPr>
+            <w:r>
+              <w:t xml:space="preserve">Semester 1 Reduced</w:t>
             </w:r>
           </w:p>
         </w:tc>
@@ -2752,55 +2785,55 @@
               <w:jc w:val="left"/>
             </w:pPr>
             <w:r>
-              <w:t xml:space="preserve">Enrollment</w:t>
-            </w:r>
-          </w:p>
-        </w:tc>
-        <w:tc>
-          <w:tcPr/>
-          <w:p>
-            <w:pPr>
-              <w:pStyle w:val="Compact"/>
-              <w:jc w:val="right"/>
-            </w:pPr>
-            <w:r>
-              <w:t xml:space="preserve">89</w:t>
-            </w:r>
-          </w:p>
-        </w:tc>
-        <w:tc>
-          <w:tcPr/>
-          <w:p>
-            <w:pPr>
-              <w:pStyle w:val="Compact"/>
-              <w:jc w:val="right"/>
-            </w:pPr>
-            <w:r>
-              <w:t xml:space="preserve">73</w:t>
-            </w:r>
-          </w:p>
-        </w:tc>
-        <w:tc>
-          <w:tcPr/>
-          <w:p>
-            <w:pPr>
-              <w:pStyle w:val="Compact"/>
-              <w:jc w:val="right"/>
-            </w:pPr>
-            <w:r>
-              <w:t xml:space="preserve">25.7%</w:t>
-            </w:r>
-          </w:p>
-        </w:tc>
-        <w:tc>
-          <w:tcPr/>
-          <w:p>
-            <w:pPr>
-              <w:pStyle w:val="Compact"/>
-              <w:jc w:val="right"/>
-            </w:pPr>
-            <w:r>
-              <w:t xml:space="preserve">82.0%</w:t>
+              <w:t xml:space="preserve">Recall</w:t>
+            </w:r>
+          </w:p>
+        </w:tc>
+        <w:tc>
+          <w:tcPr/>
+          <w:p>
+            <w:pPr>
+              <w:pStyle w:val="Compact"/>
+              <w:jc w:val="right"/>
+            </w:pPr>
+            <w:r>
+              <w:t xml:space="preserve">72.2%</w:t>
+            </w:r>
+          </w:p>
+        </w:tc>
+        <w:tc>
+          <w:tcPr/>
+          <w:p>
+            <w:pPr>
+              <w:pStyle w:val="Compact"/>
+              <w:jc w:val="right"/>
+            </w:pPr>
+            <w:r>
+              <w:t xml:space="preserve">66.9%</w:t>
+            </w:r>
+          </w:p>
+        </w:tc>
+        <w:tc>
+          <w:tcPr/>
+          <w:p>
+            <w:pPr>
+              <w:pStyle w:val="Compact"/>
+              <w:jc w:val="right"/>
+            </w:pPr>
+            <w:r>
+              <w:t xml:space="preserve">77.5%</w:t>
+            </w:r>
+          </w:p>
+        </w:tc>
+        <w:tc>
+          <w:tcPr/>
+          <w:p>
+            <w:pPr>
+              <w:pStyle w:val="Compact"/>
+              <w:jc w:val="right"/>
+            </w:pPr>
+            <w:r>
+              <w:t xml:space="preserve">77.1%</w:t>
             </w:r>
           </w:p>
         </w:tc>
@@ -2814,55 +2847,117 @@
               <w:jc w:val="left"/>
             </w:pPr>
             <w:r>
-              <w:t xml:space="preserve">Semester 1</w:t>
-            </w:r>
-          </w:p>
-        </w:tc>
-        <w:tc>
-          <w:tcPr/>
-          <w:p>
-            <w:pPr>
-              <w:pStyle w:val="Compact"/>
-              <w:jc w:val="right"/>
-            </w:pPr>
-            <w:r>
-              <w:t xml:space="preserve">89</w:t>
-            </w:r>
-          </w:p>
-        </w:tc>
-        <w:tc>
-          <w:tcPr/>
-          <w:p>
-            <w:pPr>
-              <w:pStyle w:val="Compact"/>
-              <w:jc w:val="right"/>
-            </w:pPr>
-            <w:r>
-              <w:t xml:space="preserve">88</w:t>
-            </w:r>
-          </w:p>
-        </w:tc>
-        <w:tc>
-          <w:tcPr/>
-          <w:p>
-            <w:pPr>
-              <w:pStyle w:val="Compact"/>
-              <w:jc w:val="right"/>
-            </w:pPr>
-            <w:r>
-              <w:t xml:space="preserve">31.0%</w:t>
-            </w:r>
-          </w:p>
-        </w:tc>
-        <w:tc>
-          <w:tcPr/>
-          <w:p>
-            <w:pPr>
-              <w:pStyle w:val="Compact"/>
-              <w:jc w:val="right"/>
-            </w:pPr>
-            <w:r>
-              <w:t xml:space="preserve">98.9%</w:t>
+              <w:t xml:space="preserve">Precision</w:t>
+            </w:r>
+          </w:p>
+        </w:tc>
+        <w:tc>
+          <w:tcPr/>
+          <w:p>
+            <w:pPr>
+              <w:pStyle w:val="Compact"/>
+              <w:jc w:val="right"/>
+            </w:pPr>
+            <w:r>
+              <w:t xml:space="preserve">52.6%</w:t>
+            </w:r>
+          </w:p>
+        </w:tc>
+        <w:tc>
+          <w:tcPr/>
+          <w:p>
+            <w:pPr>
+              <w:pStyle w:val="Compact"/>
+              <w:jc w:val="right"/>
+            </w:pPr>
+            <w:r>
+              <w:t xml:space="preserve">52.6%</w:t>
+            </w:r>
+          </w:p>
+        </w:tc>
+        <w:tc>
+          <w:tcPr/>
+          <w:p>
+            <w:pPr>
+              <w:pStyle w:val="Compact"/>
+              <w:jc w:val="right"/>
+            </w:pPr>
+            <w:r>
+              <w:t xml:space="preserve">69.8%</w:t>
+            </w:r>
+          </w:p>
+        </w:tc>
+        <w:tc>
+          <w:tcPr/>
+          <w:p>
+            <w:pPr>
+              <w:pStyle w:val="Compact"/>
+              <w:jc w:val="right"/>
+            </w:pPr>
+            <w:r>
+              <w:t xml:space="preserve">70.9%</w:t>
+            </w:r>
+          </w:p>
+        </w:tc>
+      </w:tr>
+      <w:tr>
+        <w:tc>
+          <w:tcPr/>
+          <w:p>
+            <w:pPr>
+              <w:pStyle w:val="Compact"/>
+              <w:jc w:val="left"/>
+            </w:pPr>
+            <w:r>
+              <w:t xml:space="preserve">F1</w:t>
+            </w:r>
+          </w:p>
+        </w:tc>
+        <w:tc>
+          <w:tcPr/>
+          <w:p>
+            <w:pPr>
+              <w:pStyle w:val="Compact"/>
+              <w:jc w:val="right"/>
+            </w:pPr>
+            <w:r>
+              <w:t xml:space="preserve">60.8%</w:t>
+            </w:r>
+          </w:p>
+        </w:tc>
+        <w:tc>
+          <w:tcPr/>
+          <w:p>
+            <w:pPr>
+              <w:pStyle w:val="Compact"/>
+              <w:jc w:val="right"/>
+            </w:pPr>
+            <w:r>
+              <w:t xml:space="preserve">58.9%</w:t>
+            </w:r>
+          </w:p>
+        </w:tc>
+        <w:tc>
+          <w:tcPr/>
+          <w:p>
+            <w:pPr>
+              <w:pStyle w:val="Compact"/>
+              <w:jc w:val="right"/>
+            </w:pPr>
+            <w:r>
+              <w:t xml:space="preserve">73.5%</w:t>
+            </w:r>
+          </w:p>
+        </w:tc>
+        <w:tc>
+          <w:tcPr/>
+          <w:p>
+            <w:pPr>
+              <w:pStyle w:val="Compact"/>
+              <w:jc w:val="right"/>
+            </w:pPr>
+            <w:r>
+              <w:t xml:space="preserve">73.9%</w:t>
             </w:r>
           </w:p>
         </w:tc>
@@ -2873,6 +2968,540 @@
         <w:pStyle w:val="BodyText"/>
       </w:pPr>
       <w:r>
+        <w:t xml:space="preserve">Selected Equalized-Odds gaps changed as follows:</w:t>
+      </w:r>
+    </w:p>
+    <w:tbl>
+      <w:tblPr>
+        <w:tblStyle w:val="Table"/>
+        <w:tblW w:type="pct" w:w="5000"/>
+        <w:tblLook w:firstRow="1" w:lastRow="0" w:firstColumn="0" w:lastColumn="0" w:noHBand="0" w:noVBand="0" w:val="0020"/>
+        <w:jc w:val="start"/>
+      </w:tblPr>
+      <w:tblGrid>
+        <w:gridCol w:w="1250"/>
+        <w:gridCol w:w="1667"/>
+        <w:gridCol w:w="1667"/>
+        <w:gridCol w:w="1667"/>
+        <w:gridCol w:w="1667"/>
+      </w:tblGrid>
+      <w:tr>
+        <w:trPr>
+          <w:tblHeader w:val="true"/>
+        </w:trPr>
+        <w:tc>
+          <w:tcPr/>
+          <w:p>
+            <w:pPr>
+              <w:pStyle w:val="Compact"/>
+              <w:jc w:val="left"/>
+            </w:pPr>
+            <w:r>
+              <w:t xml:space="preserve">Group</w:t>
+            </w:r>
+          </w:p>
+        </w:tc>
+        <w:tc>
+          <w:tcPr/>
+          <w:p>
+            <w:pPr>
+              <w:pStyle w:val="Compact"/>
+              <w:jc w:val="right"/>
+            </w:pPr>
+            <w:r>
+              <w:t xml:space="preserve">Enrollment Original</w:t>
+            </w:r>
+          </w:p>
+        </w:tc>
+        <w:tc>
+          <w:tcPr/>
+          <w:p>
+            <w:pPr>
+              <w:pStyle w:val="Compact"/>
+              <w:jc w:val="right"/>
+            </w:pPr>
+            <w:r>
+              <w:t xml:space="preserve">Enrollment Reduced</w:t>
+            </w:r>
+          </w:p>
+        </w:tc>
+        <w:tc>
+          <w:tcPr/>
+          <w:p>
+            <w:pPr>
+              <w:pStyle w:val="Compact"/>
+              <w:jc w:val="right"/>
+            </w:pPr>
+            <w:r>
+              <w:t xml:space="preserve">Semester 1 Original</w:t>
+            </w:r>
+          </w:p>
+        </w:tc>
+        <w:tc>
+          <w:tcPr/>
+          <w:p>
+            <w:pPr>
+              <w:pStyle w:val="Compact"/>
+              <w:jc w:val="right"/>
+            </w:pPr>
+            <w:r>
+              <w:t xml:space="preserve">Semester 1 Reduced</w:t>
+            </w:r>
+          </w:p>
+        </w:tc>
+      </w:tr>
+      <w:tr>
+        <w:tc>
+          <w:tcPr/>
+          <w:p>
+            <w:pPr>
+              <w:pStyle w:val="Compact"/>
+              <w:jc w:val="left"/>
+            </w:pPr>
+            <w:r>
+              <w:t xml:space="preserve">Gender</w:t>
+            </w:r>
+          </w:p>
+        </w:tc>
+        <w:tc>
+          <w:tcPr/>
+          <w:p>
+            <w:pPr>
+              <w:pStyle w:val="Compact"/>
+              <w:jc w:val="right"/>
+            </w:pPr>
+            <w:r>
+              <w:t xml:space="preserve">0.340</w:t>
+            </w:r>
+          </w:p>
+        </w:tc>
+        <w:tc>
+          <w:tcPr/>
+          <w:p>
+            <w:pPr>
+              <w:pStyle w:val="Compact"/>
+              <w:jc w:val="right"/>
+            </w:pPr>
+            <w:r>
+              <w:t xml:space="preserve">0.174</w:t>
+            </w:r>
+          </w:p>
+        </w:tc>
+        <w:tc>
+          <w:tcPr/>
+          <w:p>
+            <w:pPr>
+              <w:pStyle w:val="Compact"/>
+              <w:jc w:val="right"/>
+            </w:pPr>
+            <w:r>
+              <w:t xml:space="preserve">0.108</w:t>
+            </w:r>
+          </w:p>
+        </w:tc>
+        <w:tc>
+          <w:tcPr/>
+          <w:p>
+            <w:pPr>
+              <w:pStyle w:val="Compact"/>
+              <w:jc w:val="right"/>
+            </w:pPr>
+            <w:r>
+              <w:t xml:space="preserve">0.119</w:t>
+            </w:r>
+          </w:p>
+        </w:tc>
+      </w:tr>
+      <w:tr>
+        <w:tc>
+          <w:tcPr/>
+          <w:p>
+            <w:pPr>
+              <w:pStyle w:val="Compact"/>
+              <w:jc w:val="left"/>
+            </w:pPr>
+            <w:r>
+              <w:t xml:space="preserve">Age</w:t>
+            </w:r>
+          </w:p>
+        </w:tc>
+        <w:tc>
+          <w:tcPr/>
+          <w:p>
+            <w:pPr>
+              <w:pStyle w:val="Compact"/>
+              <w:jc w:val="right"/>
+            </w:pPr>
+            <w:r>
+              <w:t xml:space="preserve">0.544</w:t>
+            </w:r>
+          </w:p>
+        </w:tc>
+        <w:tc>
+          <w:tcPr/>
+          <w:p>
+            <w:pPr>
+              <w:pStyle w:val="Compact"/>
+              <w:jc w:val="right"/>
+            </w:pPr>
+            <w:r>
+              <w:t xml:space="preserve">0.554</w:t>
+            </w:r>
+          </w:p>
+        </w:tc>
+        <w:tc>
+          <w:tcPr/>
+          <w:p>
+            <w:pPr>
+              <w:pStyle w:val="Compact"/>
+              <w:jc w:val="right"/>
+            </w:pPr>
+            <w:r>
+              <w:t xml:space="preserve">0.277</w:t>
+            </w:r>
+          </w:p>
+        </w:tc>
+        <w:tc>
+          <w:tcPr/>
+          <w:p>
+            <w:pPr>
+              <w:pStyle w:val="Compact"/>
+              <w:jc w:val="right"/>
+            </w:pPr>
+            <w:r>
+              <w:t xml:space="preserve">0.242</w:t>
+            </w:r>
+          </w:p>
+        </w:tc>
+      </w:tr>
+      <w:tr>
+        <w:tc>
+          <w:tcPr/>
+          <w:p>
+            <w:pPr>
+              <w:pStyle w:val="Compact"/>
+              <w:jc w:val="left"/>
+            </w:pPr>
+            <w:r>
+              <w:t xml:space="preserve">Scholarship status</w:t>
+            </w:r>
+          </w:p>
+        </w:tc>
+        <w:tc>
+          <w:tcPr/>
+          <w:p>
+            <w:pPr>
+              <w:pStyle w:val="Compact"/>
+              <w:jc w:val="right"/>
+            </w:pPr>
+            <w:r>
+              <w:t xml:space="preserve">0.650</w:t>
+            </w:r>
+          </w:p>
+        </w:tc>
+        <w:tc>
+          <w:tcPr/>
+          <w:p>
+            <w:pPr>
+              <w:pStyle w:val="Compact"/>
+              <w:jc w:val="right"/>
+            </w:pPr>
+            <w:r>
+              <w:t xml:space="preserve">0.160</w:t>
+            </w:r>
+          </w:p>
+        </w:tc>
+        <w:tc>
+          <w:tcPr/>
+          <w:p>
+            <w:pPr>
+              <w:pStyle w:val="Compact"/>
+              <w:jc w:val="right"/>
+            </w:pPr>
+            <w:r>
+              <w:t xml:space="preserve">0.402</w:t>
+            </w:r>
+          </w:p>
+        </w:tc>
+        <w:tc>
+          <w:tcPr/>
+          <w:p>
+            <w:pPr>
+              <w:pStyle w:val="Compact"/>
+              <w:jc w:val="right"/>
+            </w:pPr>
+            <w:r>
+              <w:t xml:space="preserve">0.321</w:t>
+            </w:r>
+          </w:p>
+        </w:tc>
+      </w:tr>
+    </w:tbl>
+    <w:p>
+      <w:pPr>
+        <w:pStyle w:val="BodyText"/>
+      </w:pPr>
+      <w:r>
+        <w:t xml:space="preserve">The Enrollment model experienced a meaningful reduction in recall when these attributes were removed, suggesting greater dependence on enrollment-stage demographic or socioeconomic information.</w:t>
+      </w:r>
+    </w:p>
+    <w:p>
+      <w:pPr>
+        <w:pStyle w:val="BodyText"/>
+      </w:pPr>
+      <w:r>
+        <w:t xml:space="preserve">In contrast, the Semester 1 model retained almost the same recall while slightly improving precision and F1. Several fairness gaps also improved, particularly for age and scholarship status.</w:t>
+      </w:r>
+    </w:p>
+    <w:p>
+      <w:pPr>
+        <w:pStyle w:val="BodyText"/>
+      </w:pPr>
+      <w:r>
+        <w:t xml:space="preserve">These findings suggest that Semester 1 academic-progress information provides a less attribute-dependent basis for dropout prediction. However, removing sensitive attributes does not guarantee fairness because correlated proxy variables may remain. Fairness should therefore continue to be monitored across future cohorts.</w:t>
+      </w:r>
+    </w:p>
+    <w:bookmarkEnd w:id="42"/>
+    <w:bookmarkEnd w:id="43"/>
+    <w:bookmarkStart w:id="44" w:name="limited-capacity-intervention-analysis"/>
+    <w:p>
+      <w:pPr>
+        <w:pStyle w:val="Heading2"/>
+      </w:pPr>
+      <w:r>
+        <w:t xml:space="preserve">7. Limited-Capacity Intervention Analysis</w:t>
+      </w:r>
+    </w:p>
+    <w:p>
+      <w:pPr>
+        <w:pStyle w:val="FirstParagraph"/>
+      </w:pPr>
+      <w:r>
+        <w:t xml:space="preserve">To simulate a realistic setting where an institution can support only the highest-risk</w:t>
+      </w:r>
+      <w:r>
+        <w:t xml:space="preserve"> </w:t>
+      </w:r>
+      <w:r>
+        <w:rPr>
+          <w:bCs/>
+          <w:b/>
+        </w:rPr>
+        <w:t xml:space="preserve">10% of students</w:t>
+      </w:r>
+      <w:r>
+        <w:t xml:space="preserve">, the models are evaluated using a Top-10% intervention strategy.</w:t>
+      </w:r>
+    </w:p>
+    <w:tbl>
+      <w:tblPr>
+        <w:tblStyle w:val="Table"/>
+        <w:tblW w:type="pct" w:w="5000"/>
+        <w:tblLook w:firstRow="1" w:lastRow="0" w:firstColumn="0" w:lastColumn="0" w:noHBand="0" w:noVBand="0" w:val="0020"/>
+        <w:jc w:val="start"/>
+      </w:tblPr>
+      <w:tblGrid>
+        <w:gridCol w:w="1250"/>
+        <w:gridCol w:w="1667"/>
+        <w:gridCol w:w="1667"/>
+        <w:gridCol w:w="1667"/>
+        <w:gridCol w:w="1667"/>
+      </w:tblGrid>
+      <w:tr>
+        <w:trPr>
+          <w:tblHeader w:val="true"/>
+        </w:trPr>
+        <w:tc>
+          <w:tcPr/>
+          <w:p>
+            <w:pPr>
+              <w:pStyle w:val="Compact"/>
+              <w:jc w:val="left"/>
+            </w:pPr>
+            <w:r>
+              <w:t xml:space="preserve">Model Stage</w:t>
+            </w:r>
+          </w:p>
+        </w:tc>
+        <w:tc>
+          <w:tcPr/>
+          <w:p>
+            <w:pPr>
+              <w:pStyle w:val="Compact"/>
+              <w:jc w:val="right"/>
+            </w:pPr>
+            <w:r>
+              <w:t xml:space="preserve">Students Flagged</w:t>
+            </w:r>
+          </w:p>
+        </w:tc>
+        <w:tc>
+          <w:tcPr/>
+          <w:p>
+            <w:pPr>
+              <w:pStyle w:val="Compact"/>
+              <w:jc w:val="right"/>
+            </w:pPr>
+            <w:r>
+              <w:t xml:space="preserve">Dropouts Captured</w:t>
+            </w:r>
+          </w:p>
+        </w:tc>
+        <w:tc>
+          <w:tcPr/>
+          <w:p>
+            <w:pPr>
+              <w:pStyle w:val="Compact"/>
+              <w:jc w:val="right"/>
+            </w:pPr>
+            <w:r>
+              <w:t xml:space="preserve">Recall@Top10</w:t>
+            </w:r>
+          </w:p>
+        </w:tc>
+        <w:tc>
+          <w:tcPr/>
+          <w:p>
+            <w:pPr>
+              <w:pStyle w:val="Compact"/>
+              <w:jc w:val="right"/>
+            </w:pPr>
+            <w:r>
+              <w:t xml:space="preserve">Precision@Top10</w:t>
+            </w:r>
+          </w:p>
+        </w:tc>
+      </w:tr>
+      <w:tr>
+        <w:tc>
+          <w:tcPr/>
+          <w:p>
+            <w:pPr>
+              <w:pStyle w:val="Compact"/>
+              <w:jc w:val="left"/>
+            </w:pPr>
+            <w:r>
+              <w:t xml:space="preserve">Enrollment</w:t>
+            </w:r>
+          </w:p>
+        </w:tc>
+        <w:tc>
+          <w:tcPr/>
+          <w:p>
+            <w:pPr>
+              <w:pStyle w:val="Compact"/>
+              <w:jc w:val="right"/>
+            </w:pPr>
+            <w:r>
+              <w:t xml:space="preserve">89</w:t>
+            </w:r>
+          </w:p>
+        </w:tc>
+        <w:tc>
+          <w:tcPr/>
+          <w:p>
+            <w:pPr>
+              <w:pStyle w:val="Compact"/>
+              <w:jc w:val="right"/>
+            </w:pPr>
+            <w:r>
+              <w:t xml:space="preserve">73</w:t>
+            </w:r>
+          </w:p>
+        </w:tc>
+        <w:tc>
+          <w:tcPr/>
+          <w:p>
+            <w:pPr>
+              <w:pStyle w:val="Compact"/>
+              <w:jc w:val="right"/>
+            </w:pPr>
+            <w:r>
+              <w:t xml:space="preserve">25.7%</w:t>
+            </w:r>
+          </w:p>
+        </w:tc>
+        <w:tc>
+          <w:tcPr/>
+          <w:p>
+            <w:pPr>
+              <w:pStyle w:val="Compact"/>
+              <w:jc w:val="right"/>
+            </w:pPr>
+            <w:r>
+              <w:t xml:space="preserve">82.0%</w:t>
+            </w:r>
+          </w:p>
+        </w:tc>
+      </w:tr>
+      <w:tr>
+        <w:tc>
+          <w:tcPr/>
+          <w:p>
+            <w:pPr>
+              <w:pStyle w:val="Compact"/>
+              <w:jc w:val="left"/>
+            </w:pPr>
+            <w:r>
+              <w:t xml:space="preserve">Semester 1</w:t>
+            </w:r>
+          </w:p>
+        </w:tc>
+        <w:tc>
+          <w:tcPr/>
+          <w:p>
+            <w:pPr>
+              <w:pStyle w:val="Compact"/>
+              <w:jc w:val="right"/>
+            </w:pPr>
+            <w:r>
+              <w:t xml:space="preserve">89</w:t>
+            </w:r>
+          </w:p>
+        </w:tc>
+        <w:tc>
+          <w:tcPr/>
+          <w:p>
+            <w:pPr>
+              <w:pStyle w:val="Compact"/>
+              <w:jc w:val="right"/>
+            </w:pPr>
+            <w:r>
+              <w:t xml:space="preserve">88</w:t>
+            </w:r>
+          </w:p>
+        </w:tc>
+        <w:tc>
+          <w:tcPr/>
+          <w:p>
+            <w:pPr>
+              <w:pStyle w:val="Compact"/>
+              <w:jc w:val="right"/>
+            </w:pPr>
+            <w:r>
+              <w:t xml:space="preserve">31.0%</w:t>
+            </w:r>
+          </w:p>
+        </w:tc>
+        <w:tc>
+          <w:tcPr/>
+          <w:p>
+            <w:pPr>
+              <w:pStyle w:val="Compact"/>
+              <w:jc w:val="right"/>
+            </w:pPr>
+            <w:r>
+              <w:t xml:space="preserve">98.9%</w:t>
+            </w:r>
+          </w:p>
+        </w:tc>
+      </w:tr>
+    </w:tbl>
+    <w:p>
+      <w:pPr>
+        <w:pStyle w:val="BodyText"/>
+      </w:pPr>
+      <w:r>
         <w:t xml:space="preserve">The Enrollment model identifies</w:t>
       </w:r>
       <w:r>
@@ -2988,8 +3617,8 @@
         <w:t xml:space="preserve">These results describe the current held-out test sample and should be validated on future student cohorts before being used to determine real-world intervention capacity.</w:t>
       </w:r>
     </w:p>
-    <w:bookmarkEnd w:id="43"/>
-    <w:bookmarkStart w:id="44" w:name="limitations"/>
+    <w:bookmarkEnd w:id="44"/>
+    <w:bookmarkStart w:id="45" w:name="limitations"/>
     <w:p>
       <w:pPr>
         <w:pStyle w:val="Heading2"/>
@@ -3103,8 +3732,8 @@
         <w:t xml:space="preserve">A high predicted probability also does not guarantee that a student will be labeled as Dropout. The analysis includes a high-confidence false-positive example to demonstrate why risk scores should support human review rather than trigger automatic decisions.</w:t>
       </w:r>
     </w:p>
-    <w:bookmarkEnd w:id="44"/>
-    <w:bookmarkStart w:id="45" w:name="conclusion-and-recommendatins"/>
+    <w:bookmarkEnd w:id="45"/>
+    <w:bookmarkStart w:id="46" w:name="conclusion-and-recommendatins"/>
     <w:p>
       <w:pPr>
         <w:pStyle w:val="Heading2"/>
@@ -3290,8 +3919,8 @@
         <w:t xml:space="preserve">Overall, the project supports a two-stage early-warning approach in which earlier predictions provide more lead time, while later predictions provide stronger targeting and more reliable academic signals.</w:t>
       </w:r>
     </w:p>
-    <w:bookmarkEnd w:id="45"/>
-    <w:bookmarkStart w:id="46" w:name="reproducibility-and-project-artifacts"/>
+    <w:bookmarkEnd w:id="46"/>
+    <w:bookmarkStart w:id="47" w:name="reproducibility-and-project-artifacts"/>
     <w:p>
       <w:pPr>
         <w:pStyle w:val="Heading2"/>
@@ -3554,8 +4183,8 @@
         <w:t xml:space="preserve">Random seeds, train/test settings, and final model hyperparameters are preserved so that the modeling workflow can be reproduced consistently.</w:t>
       </w:r>
     </w:p>
-    <w:bookmarkEnd w:id="46"/>
     <w:bookmarkEnd w:id="47"/>
+    <w:bookmarkEnd w:id="48"/>
     <w:sectPr/>
   </w:body>
 </w:document>

--- a/reports/Final_Capstone_Report_Student_Attrition.docx
+++ b/reports/Final_Capstone_Report_Student_Attrition.docx
@@ -2871,7 +2871,7 @@
               <w:jc w:val="right"/>
             </w:pPr>
             <w:r>
-              <w:t xml:space="preserve">52.6%</w:t>
+              <w:t xml:space="preserve">51.4%</w:t>
             </w:r>
           </w:p>
         </w:tc>
@@ -2933,7 +2933,7 @@
               <w:jc w:val="right"/>
             </w:pPr>
             <w:r>
-              <w:t xml:space="preserve">58.9%</w:t>
+              <w:t xml:space="preserve">58.1%</w:t>
             </w:r>
           </w:p>
         </w:tc>
